--- a/Defensible_Analysis sai krishna reddy.docx
+++ b/Defensible_Analysis sai krishna reddy.docx
@@ -44,41 +44,83 @@
     <w:p>
       <w:pPr>
         <w:jc w:val="both"/>
+        <w:rPr>
+          <w:rFonts w:ascii="Times New Roman" w:hAnsi="Times New Roman" w:cs="Times New Roman"/>
+          <w:sz w:val="24"/>
+          <w:szCs w:val="24"/>
+        </w:rPr>
       </w:pPr>
+      <w:proofErr w:type="gramStart"/>
       <w:r>
-        <w:t xml:space="preserve">My research question is: What are the factors that workforce boards should consider when allocating scarce retraining dollars: occupational task exposure, workforce size, and projections of employment growth and job openings? This is the answer that workforce-development boards require, since they must decide which workforce training programs to </w:t>
+        <w:rPr>
+          <w:rFonts w:ascii="Times New Roman" w:hAnsi="Times New Roman" w:cs="Times New Roman"/>
+          <w:sz w:val="24"/>
+          <w:szCs w:val="24"/>
+        </w:rPr>
+        <w:t>So</w:t>
+      </w:r>
+      <w:proofErr w:type="gramEnd"/>
+      <w:r>
+        <w:rPr>
+          <w:rFonts w:ascii="Times New Roman" w:hAnsi="Times New Roman" w:cs="Times New Roman"/>
+          <w:sz w:val="24"/>
+          <w:szCs w:val="24"/>
+        </w:rPr>
+        <w:t xml:space="preserve"> my question is, how do workforce-development boards decide on how to allocate scarce retraining dollars based on task exposure, workforce size, employment projections and job openings by year? The stakeholder is a workforce board that will determine which training </w:t>
+      </w:r>
+      <w:proofErr w:type="spellStart"/>
+      <w:r>
+        <w:rPr>
+          <w:rFonts w:ascii="Times New Roman" w:hAnsi="Times New Roman" w:cs="Times New Roman"/>
+          <w:sz w:val="24"/>
+          <w:szCs w:val="24"/>
+        </w:rPr>
+        <w:t>programmes</w:t>
+      </w:r>
+      <w:proofErr w:type="spellEnd"/>
+      <w:r>
+        <w:rPr>
+          <w:rFonts w:ascii="Times New Roman" w:hAnsi="Times New Roman" w:cs="Times New Roman"/>
+          <w:sz w:val="24"/>
+          <w:szCs w:val="24"/>
+        </w:rPr>
+        <w:t xml:space="preserve"> are to be explored and funded. This does not reveal the number of workers in need of help or if jobs are still available. My project involves a combination of these measures to determine occupations for local review and </w:t>
       </w:r>
       <w:proofErr w:type="gramStart"/>
       <w:r>
-        <w:t>look into</w:t>
+        <w:rPr>
+          <w:rFonts w:ascii="Times New Roman" w:hAnsi="Times New Roman" w:cs="Times New Roman"/>
+          <w:sz w:val="24"/>
+          <w:szCs w:val="24"/>
+        </w:rPr>
+        <w:t>a pilot</w:t>
       </w:r>
       <w:proofErr w:type="gramEnd"/>
       <w:r>
-        <w:t xml:space="preserve"> and support. The project creates a </w:t>
-      </w:r>
-      <w:proofErr w:type="spellStart"/>
-      <w:r>
-        <w:t>standardised</w:t>
-      </w:r>
-      <w:proofErr w:type="spellEnd"/>
-      <w:r>
-        <w:t xml:space="preserve"> approach to comparing occupations and identifying those eligible for a pilot. </w:t>
-      </w:r>
-    </w:p>
-    <w:p>
-      <w:pPr>
-        <w:jc w:val="both"/>
-      </w:pPr>
-      <w:r>
-        <w:t xml:space="preserve">After you </w:t>
+        <w:rPr>
+          <w:rFonts w:ascii="Times New Roman" w:hAnsi="Times New Roman" w:cs="Times New Roman"/>
+          <w:sz w:val="24"/>
+          <w:szCs w:val="24"/>
+        </w:rPr>
+        <w:t xml:space="preserve"> training </w:t>
       </w:r>
       <w:proofErr w:type="gramStart"/>
       <w:r>
-        <w:t>take a look</w:t>
+        <w:rPr>
+          <w:rFonts w:ascii="Times New Roman" w:hAnsi="Times New Roman" w:cs="Times New Roman"/>
+          <w:sz w:val="24"/>
+          <w:szCs w:val="24"/>
+        </w:rPr>
+        <w:t>in order to</w:t>
       </w:r>
       <w:proofErr w:type="gramEnd"/>
       <w:r>
-        <w:t xml:space="preserve"> at the local needs for workers in the field of bookkeeping and employer demand, my suggestion is to think about a bookkeeping retraining pilot project. This analysis does not attempt to forecast who will lose their job, but rather to inform a conversation about funding at the occupation level.</w:t>
+        <w:rPr>
+          <w:rFonts w:ascii="Times New Roman" w:hAnsi="Times New Roman" w:cs="Times New Roman"/>
+          <w:sz w:val="24"/>
+          <w:szCs w:val="24"/>
+        </w:rPr>
+        <w:t xml:space="preserve"> target specific occupations.</w:t>
       </w:r>
     </w:p>
     <w:p>
@@ -92,49 +134,127 @@
     <w:p>
       <w:pPr>
         <w:jc w:val="both"/>
+        <w:rPr>
+          <w:rFonts w:ascii="Times New Roman" w:hAnsi="Times New Roman" w:cs="Times New Roman"/>
+          <w:sz w:val="24"/>
+          <w:szCs w:val="24"/>
+        </w:rPr>
       </w:pPr>
       <w:r>
-        <w:t xml:space="preserve">I matched O*NET occupational activities, skills, and work-context ratings to BLS employment data, as these data address different aspects of the question. O*NET provides information on the work characteristics, while BLS provides information on workforce size, wages, projected growth and annual openings. Matching six-digit occupational codes links these measures to those of the same occupation. 819 occupations are matched in the analytical data set. </w:t>
+        <w:rPr>
+          <w:rFonts w:ascii="Times New Roman" w:hAnsi="Times New Roman" w:cs="Times New Roman"/>
+          <w:sz w:val="24"/>
+          <w:szCs w:val="24"/>
+        </w:rPr>
+        <w:t xml:space="preserve">I </w:t>
+      </w:r>
+      <w:proofErr w:type="gramStart"/>
+      <w:r>
+        <w:rPr>
+          <w:rFonts w:ascii="Times New Roman" w:hAnsi="Times New Roman" w:cs="Times New Roman"/>
+          <w:sz w:val="24"/>
+          <w:szCs w:val="24"/>
+        </w:rPr>
+        <w:t>merged together</w:t>
+      </w:r>
+      <w:proofErr w:type="gramEnd"/>
+      <w:r>
+        <w:rPr>
+          <w:rFonts w:ascii="Times New Roman" w:hAnsi="Times New Roman" w:cs="Times New Roman"/>
+          <w:sz w:val="24"/>
+          <w:szCs w:val="24"/>
+        </w:rPr>
+        <w:t xml:space="preserve"> ONET occupational activities, skills, and work-context ratings with BLS employment data. ONET defines the work characteristics; BLS offers workforce information, wages, projected growth and projected openings. Matching 6-digit occupational codes – these measures are matched for the same occupation. In my analytical data there are 819 matched occupations. </w:t>
       </w:r>
     </w:p>
     <w:p>
       <w:pPr>
         <w:jc w:val="both"/>
+        <w:rPr>
+          <w:rFonts w:ascii="Times New Roman" w:hAnsi="Times New Roman" w:cs="Times New Roman"/>
+          <w:sz w:val="24"/>
+          <w:szCs w:val="24"/>
+        </w:rPr>
       </w:pPr>
       <w:r>
-        <w:t xml:space="preserve">Preparation pipeline suppressed O*NET ratings and aggregated detailed job extensions to assist in matching. This makes the </w:t>
+        <w:rPr>
+          <w:rFonts w:ascii="Times New Roman" w:hAnsi="Times New Roman" w:cs="Times New Roman"/>
+          <w:sz w:val="24"/>
+          <w:szCs w:val="24"/>
+        </w:rPr>
+        <w:t xml:space="preserve">The preparation pipeline cleansed O*NET ratings that were identified for </w:t>
       </w:r>
       <w:proofErr w:type="gramStart"/>
       <w:r>
-        <w:t>join</w:t>
+        <w:rPr>
+          <w:rFonts w:ascii="Times New Roman" w:hAnsi="Times New Roman" w:cs="Times New Roman"/>
+          <w:sz w:val="24"/>
+          <w:szCs w:val="24"/>
+        </w:rPr>
+        <w:t>suppression, and</w:t>
       </w:r>
       <w:proofErr w:type="gramEnd"/>
       <w:r>
-        <w:t xml:space="preserve"> </w:t>
+        <w:rPr>
+          <w:rFonts w:ascii="Times New Roman" w:hAnsi="Times New Roman" w:cs="Times New Roman"/>
+          <w:sz w:val="24"/>
+          <w:szCs w:val="24"/>
+        </w:rPr>
+        <w:t xml:space="preserve"> combined detailed occupational extensions for matching purposes. The aggregation simplified the </w:t>
       </w:r>
       <w:proofErr w:type="gramStart"/>
       <w:r>
-        <w:t>easy, but</w:t>
+        <w:rPr>
+          <w:rFonts w:ascii="Times New Roman" w:hAnsi="Times New Roman" w:cs="Times New Roman"/>
+          <w:sz w:val="24"/>
+          <w:szCs w:val="24"/>
+        </w:rPr>
+        <w:t>join, but</w:t>
       </w:r>
       <w:proofErr w:type="gramEnd"/>
       <w:r>
-        <w:t xml:space="preserve"> may obscure differences in the specific jobs. Medians were used to fill in values for selected feature values that were missing, </w:t>
-      </w:r>
-      <w:proofErr w:type="gramStart"/>
-      <w:r>
-        <w:t>in order to</w:t>
-      </w:r>
-      <w:proofErr w:type="gramEnd"/>
-      <w:r>
-        <w:t xml:space="preserve"> preserve occupations; however, imputation can have a negative effect on the variance. I did some standardization to account for varying units of measurement on all the features, so that it wouldn't affect the exposure indicator. </w:t>
+        <w:rPr>
+          <w:rFonts w:ascii="Times New Roman" w:hAnsi="Times New Roman" w:cs="Times New Roman"/>
+          <w:sz w:val="24"/>
+          <w:szCs w:val="24"/>
+        </w:rPr>
+        <w:t xml:space="preserve"> may mask any difference between specialized jobs. Medians were used to fill in missing feature values, which could decrease the amount of variation in a dataset but maintained occupations. Features were standardized such that they would not have different measurement scales that could affect the influence they have on the exposure indicator. </w:t>
       </w:r>
     </w:p>
     <w:p>
       <w:pPr>
         <w:jc w:val="both"/>
+        <w:rPr>
+          <w:rFonts w:ascii="Times New Roman" w:hAnsi="Times New Roman" w:cs="Times New Roman"/>
+          <w:sz w:val="24"/>
+          <w:szCs w:val="24"/>
+        </w:rPr>
       </w:pPr>
       <w:r>
-        <w:t>These data are not directly related to local demand or actual layoffs, or to employer technology adoption or training results, and are instead national occupational averages. BLS projected growth is not a reality, but a forecast. The analytical file made for the preparation and the steps that are taken in the preparation should be documented in the repository.</w:t>
+        <w:rPr>
+          <w:rFonts w:ascii="Times New Roman" w:hAnsi="Times New Roman" w:cs="Times New Roman"/>
+          <w:sz w:val="24"/>
+          <w:szCs w:val="24"/>
+        </w:rPr>
+        <w:t xml:space="preserve">The data reflects national averages for </w:t>
+      </w:r>
+      <w:proofErr w:type="gramStart"/>
+      <w:r>
+        <w:rPr>
+          <w:rFonts w:ascii="Times New Roman" w:hAnsi="Times New Roman" w:cs="Times New Roman"/>
+          <w:sz w:val="24"/>
+          <w:szCs w:val="24"/>
+        </w:rPr>
+        <w:t>the occupations</w:t>
+      </w:r>
+      <w:proofErr w:type="gramEnd"/>
+      <w:r>
+        <w:rPr>
+          <w:rFonts w:ascii="Times New Roman" w:hAnsi="Times New Roman" w:cs="Times New Roman"/>
+          <w:sz w:val="24"/>
+          <w:szCs w:val="24"/>
+        </w:rPr>
+        <w:t>. These are not directly measured indicators of local needs, workforce separations, employer use of technology, and training results. Growth in employment is not an actual number; rather, it is an estimate of what BLS believes will happen. Documentation of the source release and preparation steps specifically used in the creation of the prepared dataset must be maintained.</w:t>
       </w:r>
     </w:p>
     <w:p>
@@ -159,63 +279,280 @@
     <w:p>
       <w:pPr>
         <w:jc w:val="both"/>
+        <w:rPr>
+          <w:rFonts w:ascii="Times New Roman" w:hAnsi="Times New Roman" w:cs="Times New Roman"/>
+          <w:sz w:val="24"/>
+          <w:szCs w:val="24"/>
+        </w:rPr>
       </w:pPr>
       <w:r>
-        <w:t xml:space="preserve">My main method is a transparent weighted priority score. I did not select it for exposure-only ranking as funding decisions are also influenced by the size of the workforce, number of openings per year, and the prospects. The suggested weights </w:t>
+        <w:rPr>
+          <w:rFonts w:ascii="Times New Roman" w:hAnsi="Times New Roman" w:cs="Times New Roman"/>
+          <w:sz w:val="24"/>
+          <w:szCs w:val="24"/>
+        </w:rPr>
+        <w:t xml:space="preserve">The principal approach I have is a clear weighted score that is based on priorities. I preferred this as opposed to </w:t>
       </w:r>
       <w:proofErr w:type="gramStart"/>
       <w:r>
-        <w:t>are:</w:t>
+        <w:rPr>
+          <w:rFonts w:ascii="Times New Roman" w:hAnsi="Times New Roman" w:cs="Times New Roman"/>
+          <w:sz w:val="24"/>
+          <w:szCs w:val="24"/>
+        </w:rPr>
+        <w:t>exposure only</w:t>
       </w:r>
       <w:proofErr w:type="gramEnd"/>
       <w:r>
-        <w:t xml:space="preserve"> 40 percent exposure, 30 percent workforce size, 20 percent openings and 10 percent projected decline. These are not best-fit policy weights, but rather policy assumptions. Tested alternative policies to determine if the recommendation changed. </w:t>
+        <w:rPr>
+          <w:rFonts w:ascii="Times New Roman" w:hAnsi="Times New Roman" w:cs="Times New Roman"/>
+          <w:sz w:val="24"/>
+          <w:szCs w:val="24"/>
+        </w:rPr>
+        <w:t xml:space="preserve"> ranking, as workforce boards </w:t>
+      </w:r>
+      <w:proofErr w:type="gramStart"/>
+      <w:r>
+        <w:rPr>
+          <w:rFonts w:ascii="Times New Roman" w:hAnsi="Times New Roman" w:cs="Times New Roman"/>
+          <w:sz w:val="24"/>
+          <w:szCs w:val="24"/>
+        </w:rPr>
+        <w:t>have to</w:t>
+      </w:r>
+      <w:proofErr w:type="gramEnd"/>
+      <w:r>
+        <w:rPr>
+          <w:rFonts w:ascii="Times New Roman" w:hAnsi="Times New Roman" w:cs="Times New Roman"/>
+          <w:sz w:val="24"/>
+          <w:szCs w:val="24"/>
+        </w:rPr>
+        <w:t xml:space="preserve"> </w:t>
+      </w:r>
+      <w:proofErr w:type="gramStart"/>
+      <w:r>
+        <w:rPr>
+          <w:rFonts w:ascii="Times New Roman" w:hAnsi="Times New Roman" w:cs="Times New Roman"/>
+          <w:sz w:val="24"/>
+          <w:szCs w:val="24"/>
+        </w:rPr>
+        <w:t>take into account</w:t>
+      </w:r>
+      <w:proofErr w:type="gramEnd"/>
+      <w:r>
+        <w:rPr>
+          <w:rFonts w:ascii="Times New Roman" w:hAnsi="Times New Roman" w:cs="Times New Roman"/>
+          <w:sz w:val="24"/>
+          <w:szCs w:val="24"/>
+        </w:rPr>
+        <w:t xml:space="preserve"> the number of workers, continuing openings and employment outlook. It projects that the weights will be 40 percent exposure, 30 percent workforce size, 20 percent annual openings and 10 percent projected decline. The scale of exposure and scale of the workforce is more emphasized in this specification. The actual weights are not </w:t>
+      </w:r>
+      <w:proofErr w:type="gramStart"/>
+      <w:r>
+        <w:rPr>
+          <w:rFonts w:ascii="Times New Roman" w:hAnsi="Times New Roman" w:cs="Times New Roman"/>
+          <w:sz w:val="24"/>
+          <w:szCs w:val="24"/>
+        </w:rPr>
+        <w:t>so much</w:t>
+      </w:r>
+      <w:proofErr w:type="gramEnd"/>
+      <w:r>
+        <w:rPr>
+          <w:rFonts w:ascii="Times New Roman" w:hAnsi="Times New Roman" w:cs="Times New Roman"/>
+          <w:sz w:val="24"/>
+          <w:szCs w:val="24"/>
+        </w:rPr>
+        <w:t xml:space="preserve"> empirically optimized but rather </w:t>
+      </w:r>
+      <w:proofErr w:type="gramStart"/>
+      <w:r>
+        <w:rPr>
+          <w:rFonts w:ascii="Times New Roman" w:hAnsi="Times New Roman" w:cs="Times New Roman"/>
+          <w:sz w:val="24"/>
+          <w:szCs w:val="24"/>
+        </w:rPr>
+        <w:t>exploratory</w:t>
+      </w:r>
+      <w:proofErr w:type="gramEnd"/>
+      <w:r>
+        <w:rPr>
+          <w:rFonts w:ascii="Times New Roman" w:hAnsi="Times New Roman" w:cs="Times New Roman"/>
+          <w:sz w:val="24"/>
+          <w:szCs w:val="24"/>
+        </w:rPr>
+        <w:t xml:space="preserve"> policies for which I performed some tests. </w:t>
       </w:r>
     </w:p>
     <w:p>
       <w:pPr>
         <w:jc w:val="both"/>
+        <w:rPr>
+          <w:rFonts w:ascii="Times New Roman" w:hAnsi="Times New Roman" w:cs="Times New Roman"/>
+          <w:sz w:val="24"/>
+          <w:szCs w:val="24"/>
+        </w:rPr>
       </w:pPr>
       <w:r>
-        <w:t xml:space="preserve">I also contrasted the Ridge regression and the Random Forest regression to the mean baseline </w:t>
+        <w:rPr>
+          <w:rFonts w:ascii="Times New Roman" w:hAnsi="Times New Roman" w:cs="Times New Roman"/>
+          <w:sz w:val="24"/>
+          <w:szCs w:val="24"/>
+        </w:rPr>
+        <w:t xml:space="preserve">I also ran Ridge regression and Random Forest regression on their own, with a mean baseline estimate of BLS employment growth, separately. Ridge is a simpler linear </w:t>
       </w:r>
       <w:proofErr w:type="gramStart"/>
       <w:r>
-        <w:t>in order to</w:t>
+        <w:rPr>
+          <w:rFonts w:ascii="Times New Roman" w:hAnsi="Times New Roman" w:cs="Times New Roman"/>
+          <w:sz w:val="24"/>
+          <w:szCs w:val="24"/>
+        </w:rPr>
+        <w:t>comparison, and</w:t>
       </w:r>
       <w:proofErr w:type="gramEnd"/>
       <w:r>
-        <w:t xml:space="preserve"> estimate BLS projected growth from occupational characteristics, separately. Ride is a regularized linear comparison and is useful in controlling the size of the coefficients if the data is correlated. Random Forest can be able to catch nonlinear patterns and interactions. I repeated cross-validated and used prediction-error-based comparisons to make models. A slight improvement in the predictive ability was achieved with the usage of Random Forest, but the difference was not significant. The basic parameters of the code are Ridge alpha 10, and Random Forest using 400 trees, square root feature rule and minimum leaf size 5. </w:t>
+        <w:rPr>
+          <w:rFonts w:ascii="Times New Roman" w:hAnsi="Times New Roman" w:cs="Times New Roman"/>
+          <w:sz w:val="24"/>
+          <w:szCs w:val="24"/>
+        </w:rPr>
+        <w:t xml:space="preserve"> shrinks the coefficients' size in the case of a correlated occupational feature. Random Forest </w:t>
+      </w:r>
+      <w:proofErr w:type="gramStart"/>
+      <w:r>
+        <w:rPr>
+          <w:rFonts w:ascii="Times New Roman" w:hAnsi="Times New Roman" w:cs="Times New Roman"/>
+          <w:sz w:val="24"/>
+          <w:szCs w:val="24"/>
+        </w:rPr>
+        <w:t>is able to</w:t>
+      </w:r>
+      <w:proofErr w:type="gramEnd"/>
+      <w:r>
+        <w:rPr>
+          <w:rFonts w:ascii="Times New Roman" w:hAnsi="Times New Roman" w:cs="Times New Roman"/>
+          <w:sz w:val="24"/>
+          <w:szCs w:val="24"/>
+        </w:rPr>
+        <w:t xml:space="preserve"> detect the nonlinear relationship and interactions between variables. I tested their predictions by comparing them to the actual results with cross validation, MAE, RMSE and R-squared metrics. The prediction error </w:t>
+      </w:r>
+      <w:r>
+        <w:rPr>
+          <w:rFonts w:ascii="Times New Roman" w:hAnsi="Times New Roman" w:cs="Times New Roman"/>
+          <w:sz w:val="24"/>
+          <w:szCs w:val="24"/>
+        </w:rPr>
+        <w:lastRenderedPageBreak/>
+        <w:t xml:space="preserve">was slightly smaller with the Random Forest </w:t>
+      </w:r>
+      <w:proofErr w:type="gramStart"/>
+      <w:r>
+        <w:rPr>
+          <w:rFonts w:ascii="Times New Roman" w:hAnsi="Times New Roman" w:cs="Times New Roman"/>
+          <w:sz w:val="24"/>
+          <w:szCs w:val="24"/>
+        </w:rPr>
+        <w:t>method,</w:t>
+      </w:r>
+      <w:proofErr w:type="gramEnd"/>
+      <w:r>
+        <w:rPr>
+          <w:rFonts w:ascii="Times New Roman" w:hAnsi="Times New Roman" w:cs="Times New Roman"/>
+          <w:sz w:val="24"/>
+          <w:szCs w:val="24"/>
+        </w:rPr>
+        <w:t xml:space="preserve"> however, the performance of the prediction was still poor. Ridge alpha = 10, Random Forest (number of trees = 400, min leaf size = 5, feature sampling = square root). </w:t>
       </w:r>
     </w:p>
     <w:p>
+      <w:pPr>
+        <w:jc w:val="both"/>
+        <w:rPr>
+          <w:rFonts w:ascii="Times New Roman" w:hAnsi="Times New Roman" w:cs="Times New Roman"/>
+          <w:sz w:val="24"/>
+          <w:szCs w:val="24"/>
+        </w:rPr>
+      </w:pPr>
       <w:r>
-        <w:lastRenderedPageBreak/>
-        <w:t xml:space="preserve">These settings offer regularization, average prediction over </w:t>
+        <w:rPr>
+          <w:rFonts w:ascii="Times New Roman" w:hAnsi="Times New Roman" w:cs="Times New Roman"/>
+          <w:sz w:val="24"/>
+          <w:szCs w:val="24"/>
+        </w:rPr>
+        <w:t xml:space="preserve">These settings influence how complex the model is, and the variation between trees. They were however initial fixed </w:t>
       </w:r>
       <w:proofErr w:type="gramStart"/>
       <w:r>
-        <w:t>a number of</w:t>
+        <w:rPr>
+          <w:rFonts w:ascii="Times New Roman" w:hAnsi="Times New Roman" w:cs="Times New Roman"/>
+          <w:sz w:val="24"/>
+          <w:szCs w:val="24"/>
+        </w:rPr>
+        <w:t>values</w:t>
       </w:r>
       <w:proofErr w:type="gramEnd"/>
       <w:r>
-        <w:t xml:space="preserve"> trees, restrict very small leaves, and change the features </w:t>
+        <w:rPr>
+          <w:rFonts w:ascii="Times New Roman" w:hAnsi="Times New Roman" w:cs="Times New Roman"/>
+          <w:sz w:val="24"/>
+          <w:szCs w:val="24"/>
+        </w:rPr>
+        <w:t xml:space="preserve"> and I did not systematically tune them and </w:t>
       </w:r>
       <w:proofErr w:type="gramStart"/>
       <w:r>
-        <w:t>taken into account</w:t>
+        <w:rPr>
+          <w:rFonts w:ascii="Times New Roman" w:hAnsi="Times New Roman" w:cs="Times New Roman"/>
+          <w:sz w:val="24"/>
+          <w:szCs w:val="24"/>
+        </w:rPr>
+        <w:t>compare</w:t>
       </w:r>
       <w:proofErr w:type="gramEnd"/>
       <w:r>
-        <w:t xml:space="preserve"> for each split. Seed 692 enables random operations to be repeatable. This was a tuning search that I used fixed settings on, not a lot of tuning </w:t>
+        <w:rPr>
+          <w:rFonts w:ascii="Times New Roman" w:hAnsi="Times New Roman" w:cs="Times New Roman"/>
+          <w:sz w:val="24"/>
+          <w:szCs w:val="24"/>
+        </w:rPr>
+        <w:t xml:space="preserve"> with other values to see if they are optimum. Seed 692 will not affect performance but enable repeatability. These are choices that I </w:t>
       </w:r>
       <w:proofErr w:type="gramStart"/>
       <w:r>
-        <w:t>search</w:t>
+        <w:rPr>
+          <w:rFonts w:ascii="Times New Roman" w:hAnsi="Times New Roman" w:cs="Times New Roman"/>
+          <w:sz w:val="24"/>
+          <w:szCs w:val="24"/>
+        </w:rPr>
+        <w:t>made</w:t>
       </w:r>
       <w:proofErr w:type="gramEnd"/>
       <w:r>
-        <w:t>. I can't state these figures as optimum without making a comparison of other alternatives. Exposure tiers are not validated thresholds for job losses.</w:t>
+        <w:rPr>
+          <w:rFonts w:ascii="Times New Roman" w:hAnsi="Times New Roman" w:cs="Times New Roman"/>
+          <w:sz w:val="24"/>
+          <w:szCs w:val="24"/>
+        </w:rPr>
+        <w:t xml:space="preserve"> and I </w:t>
+      </w:r>
+      <w:proofErr w:type="gramStart"/>
+      <w:r>
+        <w:rPr>
+          <w:rFonts w:ascii="Times New Roman" w:hAnsi="Times New Roman" w:cs="Times New Roman"/>
+          <w:sz w:val="24"/>
+          <w:szCs w:val="24"/>
+        </w:rPr>
+        <w:t>have to</w:t>
+      </w:r>
+      <w:proofErr w:type="gramEnd"/>
+      <w:r>
+        <w:rPr>
+          <w:rFonts w:ascii="Times New Roman" w:hAnsi="Times New Roman" w:cs="Times New Roman"/>
+          <w:sz w:val="24"/>
+          <w:szCs w:val="24"/>
+        </w:rPr>
+        <w:t xml:space="preserve"> accept them for what they are and not say that they were optimized. There is no validation of the exposure categories as thresholds for job loss.</w:t>
       </w:r>
     </w:p>
     <w:p>
@@ -229,54 +566,119 @@
     <w:p>
       <w:pPr>
         <w:jc w:val="both"/>
+        <w:rPr>
+          <w:rFonts w:ascii="Times New Roman" w:hAnsi="Times New Roman" w:cs="Times New Roman"/>
+          <w:sz w:val="24"/>
+          <w:szCs w:val="24"/>
+        </w:rPr>
       </w:pPr>
       <w:r>
-        <w:t xml:space="preserve">Bookkeeping is a high task exposure strong pilot candidate that has about 1.43 million jobs, 144,100 average jobs expected to open annually, and will be projected as a job loss of 5.6 percent. It is ranked second by my priority formula and in-between first and third by 5 weighting policies. This facilitates its consideration under </w:t>
+        <w:rPr>
+          <w:rFonts w:ascii="Times New Roman" w:hAnsi="Times New Roman" w:cs="Times New Roman"/>
+          <w:sz w:val="24"/>
+          <w:szCs w:val="24"/>
+        </w:rPr>
+        <w:t xml:space="preserve">The bookkeeping occupation has a </w:t>
       </w:r>
       <w:proofErr w:type="gramStart"/>
       <w:r>
-        <w:t>a number of</w:t>
+        <w:rPr>
+          <w:rFonts w:ascii="Times New Roman" w:hAnsi="Times New Roman" w:cs="Times New Roman"/>
+          <w:sz w:val="24"/>
+          <w:szCs w:val="24"/>
+        </w:rPr>
+        <w:t>5,600 task</w:t>
       </w:r>
       <w:proofErr w:type="gramEnd"/>
       <w:r>
-        <w:t xml:space="preserve"> reasonable assumptions. </w:t>
+        <w:rPr>
+          <w:rFonts w:ascii="Times New Roman" w:hAnsi="Times New Roman" w:cs="Times New Roman"/>
+          <w:sz w:val="24"/>
+          <w:szCs w:val="24"/>
+        </w:rPr>
+        <w:t xml:space="preserve"> exposure and around 1.43 million workers and is expected to experience about 144,100 projected average annual openings and a 5.6 percent projected decline in employment. It is </w:t>
+      </w:r>
+      <w:proofErr w:type="gramStart"/>
+      <w:r>
+        <w:rPr>
+          <w:rFonts w:ascii="Times New Roman" w:hAnsi="Times New Roman" w:cs="Times New Roman"/>
+          <w:sz w:val="24"/>
+          <w:szCs w:val="24"/>
+        </w:rPr>
+        <w:t>the second</w:t>
+      </w:r>
+      <w:proofErr w:type="gramEnd"/>
+      <w:r>
+        <w:rPr>
+          <w:rFonts w:ascii="Times New Roman" w:hAnsi="Times New Roman" w:cs="Times New Roman"/>
+          <w:sz w:val="24"/>
+          <w:szCs w:val="24"/>
+        </w:rPr>
+        <w:t xml:space="preserve"> ranked by the proposed priority </w:t>
+      </w:r>
+      <w:proofErr w:type="gramStart"/>
+      <w:r>
+        <w:rPr>
+          <w:rFonts w:ascii="Times New Roman" w:hAnsi="Times New Roman" w:cs="Times New Roman"/>
+          <w:sz w:val="24"/>
+          <w:szCs w:val="24"/>
+        </w:rPr>
+        <w:t>formula, and</w:t>
+      </w:r>
+      <w:proofErr w:type="gramEnd"/>
+      <w:r>
+        <w:rPr>
+          <w:rFonts w:ascii="Times New Roman" w:hAnsi="Times New Roman" w:cs="Times New Roman"/>
+          <w:sz w:val="24"/>
+          <w:szCs w:val="24"/>
+        </w:rPr>
+        <w:t xml:space="preserve"> is between first and third ranked by five weighting policies. This enables the use of several plausible assumptions in considering bookkeeping. </w:t>
       </w:r>
     </w:p>
     <w:p>
       <w:pPr>
         <w:jc w:val="both"/>
+        <w:rPr>
+          <w:rFonts w:ascii="Times New Roman" w:hAnsi="Times New Roman" w:cs="Times New Roman"/>
+          <w:sz w:val="24"/>
+          <w:szCs w:val="24"/>
+        </w:rPr>
       </w:pPr>
-      <w:r>
-        <w:t xml:space="preserve">The proposed formula puts customer service representatives top, so bookkeeping isn't the only logical option. Selection should be based on local </w:t>
-      </w:r>
       <w:proofErr w:type="gramStart"/>
       <w:r>
-        <w:t>need</w:t>
+        <w:rPr>
+          <w:rFonts w:ascii="Times New Roman" w:hAnsi="Times New Roman" w:cs="Times New Roman"/>
+          <w:sz w:val="24"/>
+          <w:szCs w:val="24"/>
+        </w:rPr>
+        <w:t>Bookkeeper</w:t>
       </w:r>
       <w:proofErr w:type="gramEnd"/>
       <w:r>
-        <w:t xml:space="preserve">, worker needs and program capacity. The fact that one has high task exposure doesn't mean that future layoffs are as a result, and projected decline doesn't mean that automation caused it. I haven't carried out the pilot or proven training benefits. Such a comparison group would be useful in assessing those benefits prior to expansion. </w:t>
+        <w:rPr>
+          <w:rFonts w:ascii="Times New Roman" w:hAnsi="Times New Roman" w:cs="Times New Roman"/>
+          <w:sz w:val="24"/>
+          <w:szCs w:val="24"/>
+        </w:rPr>
+        <w:t xml:space="preserve"> would not be the only defensible position under the proposed formula, as customer service representatives are the first. The nation ranking does not mean that bookkeeping is a job that should be given priority over all other jobs in terms of funding. The final selection should be based on the need of local employers, worker needs, training cost and program capacity. This analysis can't prove that automation is responsible for job losses, or that a specific employee will lose their job. It also will not be able to establish that the proposed training has a positive impact on outcomes due to the lack of implementation of the pilot. </w:t>
       </w:r>
     </w:p>
     <w:p>
       <w:pPr>
         <w:jc w:val="both"/>
+        <w:rPr>
+          <w:rFonts w:ascii="Times New Roman" w:hAnsi="Times New Roman" w:cs="Times New Roman"/>
+          <w:sz w:val="24"/>
+          <w:szCs w:val="24"/>
+        </w:rPr>
       </w:pPr>
-      <w:proofErr w:type="gramStart"/>
       <w:r>
-        <w:t>The supplementary</w:t>
-      </w:r>
-      <w:proofErr w:type="gramEnd"/>
-      <w:r>
-        <w:t xml:space="preserve"> regression is not a prediction of future jobs or job loss due to AI, it is a BLS projection. In the present notebook, the permutation importance is computed on the training </w:t>
-      </w:r>
-      <w:proofErr w:type="gramStart"/>
-      <w:r>
-        <w:t>data, and</w:t>
-      </w:r>
-      <w:proofErr w:type="gramEnd"/>
-      <w:r>
-        <w:t xml:space="preserve"> thus represents reliance on fitted models instead of independently validated feature importance.</w:t>
+        <w:rPr>
+          <w:rFonts w:ascii="Times New Roman" w:hAnsi="Times New Roman" w:cs="Times New Roman"/>
+          <w:sz w:val="24"/>
+          <w:szCs w:val="24"/>
+        </w:rPr>
+        <w:t>An authentic comparison group would be useful to assess training benefits prior to expansion. The regression scores are projections by BLS, and the current training-data permutation importance is a measure of the dependence of the fitted model on the features. Neither establishes causation.</w:t>
       </w:r>
     </w:p>
     <w:p>
@@ -290,26 +692,151 @@
     <w:p>
       <w:pPr>
         <w:jc w:val="both"/>
+        <w:rPr>
+          <w:rFonts w:ascii="Times New Roman" w:hAnsi="Times New Roman" w:cs="Times New Roman"/>
+          <w:sz w:val="24"/>
+          <w:szCs w:val="24"/>
+        </w:rPr>
       </w:pPr>
       <w:r>
-        <w:t xml:space="preserve">The repository should contain the final notebook, the input data or exact steps for downloading, the preparation pipeline, dependencies and a README containing steps to run the pipeline. The table(s) and charts used in the presentation should be easy for another person to find the inputs and run the cells in order and produce the same tables and charts. Upon use of an embedded prepared dataset, the repository should also provide information on the creation of the dataset. </w:t>
+        <w:rPr>
+          <w:rFonts w:ascii="Times New Roman" w:hAnsi="Times New Roman" w:cs="Times New Roman"/>
+          <w:sz w:val="24"/>
+          <w:szCs w:val="24"/>
+        </w:rPr>
+        <w:t xml:space="preserve">The repository package includes the completed notebook, analysis data, the provided employment workbook, dependencies, instructions for installation and execution. The prepared CSV was successfully used in the run time to execute the packaged analysis which had no error in all 73 code cells. There are limitations to this verification. </w:t>
+      </w:r>
+    </w:p>
+    <w:p>
+      <w:pPr>
+        <w:jc w:val="both"/>
+        <w:rPr>
+          <w:rFonts w:ascii="Times New Roman" w:hAnsi="Times New Roman" w:cs="Times New Roman"/>
+          <w:sz w:val="24"/>
+          <w:szCs w:val="24"/>
+        </w:rPr>
+      </w:pPr>
+      <w:r>
+        <w:rPr>
+          <w:rFonts w:ascii="Times New Roman" w:hAnsi="Times New Roman" w:cs="Times New Roman"/>
+          <w:sz w:val="24"/>
+          <w:szCs w:val="24"/>
+        </w:rPr>
+        <w:t xml:space="preserve">A clean installation on another computer has not yet been verified, and the analytical dataset must be rebuilt from the raw source data, which means the dataset must be completely replaced by the missing parts of the O*NET archive. </w:t>
+      </w:r>
+      <w:proofErr w:type="gramStart"/>
+      <w:r>
+        <w:rPr>
+          <w:rFonts w:ascii="Times New Roman" w:hAnsi="Times New Roman" w:cs="Times New Roman"/>
+          <w:sz w:val="24"/>
+          <w:szCs w:val="24"/>
+        </w:rPr>
+        <w:t>So</w:t>
+      </w:r>
+      <w:proofErr w:type="gramEnd"/>
+      <w:r>
+        <w:rPr>
+          <w:rFonts w:ascii="Times New Roman" w:hAnsi="Times New Roman" w:cs="Times New Roman"/>
+          <w:sz w:val="24"/>
+          <w:szCs w:val="24"/>
+        </w:rPr>
+        <w:t xml:space="preserve"> I can say that I successfully executed it with the </w:t>
+      </w:r>
+      <w:proofErr w:type="gramStart"/>
+      <w:r>
+        <w:rPr>
+          <w:rFonts w:ascii="Times New Roman" w:hAnsi="Times New Roman" w:cs="Times New Roman"/>
+          <w:sz w:val="24"/>
+          <w:szCs w:val="24"/>
+        </w:rPr>
+        <w:t>provided pre-made</w:t>
+      </w:r>
+      <w:proofErr w:type="gramEnd"/>
+      <w:r>
+        <w:rPr>
+          <w:rFonts w:ascii="Times New Roman" w:hAnsi="Times New Roman" w:cs="Times New Roman"/>
+          <w:sz w:val="24"/>
+          <w:szCs w:val="24"/>
+        </w:rPr>
+        <w:t xml:space="preserve"> </w:t>
+      </w:r>
+      <w:proofErr w:type="gramStart"/>
+      <w:r>
+        <w:rPr>
+          <w:rFonts w:ascii="Times New Roman" w:hAnsi="Times New Roman" w:cs="Times New Roman"/>
+          <w:sz w:val="24"/>
+          <w:szCs w:val="24"/>
+        </w:rPr>
+        <w:t>data</w:t>
+      </w:r>
+      <w:proofErr w:type="gramEnd"/>
+      <w:r>
+        <w:rPr>
+          <w:rFonts w:ascii="Times New Roman" w:hAnsi="Times New Roman" w:cs="Times New Roman"/>
+          <w:sz w:val="24"/>
+          <w:szCs w:val="24"/>
+        </w:rPr>
+        <w:t xml:space="preserve"> but I can't guarantee that the full raw-to-final pipeline is reproduced by myself. </w:t>
+      </w:r>
+    </w:p>
+    <w:p>
+      <w:pPr>
+        <w:jc w:val="both"/>
+        <w:rPr>
+          <w:rFonts w:ascii="Times New Roman" w:hAnsi="Times New Roman" w:cs="Times New Roman"/>
+          <w:sz w:val="24"/>
+          <w:szCs w:val="24"/>
+        </w:rPr>
+      </w:pPr>
+      <w:r>
+        <w:rPr>
+          <w:rFonts w:ascii="Times New Roman" w:hAnsi="Times New Roman" w:cs="Times New Roman"/>
+          <w:sz w:val="24"/>
+          <w:szCs w:val="24"/>
+        </w:rPr>
+        <w:t xml:space="preserve">These distinctions should be made clear in the </w:t>
+      </w:r>
+      <w:proofErr w:type="gramStart"/>
+      <w:r>
+        <w:rPr>
+          <w:rFonts w:ascii="Times New Roman" w:hAnsi="Times New Roman" w:cs="Times New Roman"/>
+          <w:sz w:val="24"/>
+          <w:szCs w:val="24"/>
+        </w:rPr>
+        <w:t>repository</w:t>
+      </w:r>
+      <w:proofErr w:type="gramEnd"/>
+      <w:r>
+        <w:rPr>
+          <w:rFonts w:ascii="Times New Roman" w:hAnsi="Times New Roman" w:cs="Times New Roman"/>
+          <w:sz w:val="24"/>
+          <w:szCs w:val="24"/>
+        </w:rPr>
+        <w:t xml:space="preserve"> and the results of the presentation should be reproduced in the repository. I am still responsible for explaining each line of code included, identifying lines of code that have been assisted by the LLM and acknowledging anything that I have not verified. When I don't know the answer to a </w:t>
+      </w:r>
+      <w:proofErr w:type="gramStart"/>
+      <w:r>
+        <w:rPr>
+          <w:rFonts w:ascii="Times New Roman" w:hAnsi="Times New Roman" w:cs="Times New Roman"/>
+          <w:sz w:val="24"/>
+          <w:szCs w:val="24"/>
+        </w:rPr>
+        <w:t>question</w:t>
+      </w:r>
+      <w:proofErr w:type="gramEnd"/>
+      <w:r>
+        <w:rPr>
+          <w:rFonts w:ascii="Times New Roman" w:hAnsi="Times New Roman" w:cs="Times New Roman"/>
+          <w:sz w:val="24"/>
+          <w:szCs w:val="24"/>
+        </w:rPr>
+        <w:t xml:space="preserve"> I should describe what I would look at or test to determine the answer.</w:t>
       </w:r>
     </w:p>
     <w:p>
       <w:pPr>
         <w:jc w:val="both"/>
       </w:pPr>
-      <w:r>
-        <w:t xml:space="preserve">Before claiming a new environment is </w:t>
-      </w:r>
-      <w:proofErr w:type="gramStart"/>
-      <w:r>
-        <w:t>reproducible</w:t>
-      </w:r>
-      <w:proofErr w:type="gramEnd"/>
-      <w:r>
-        <w:t xml:space="preserve"> I need to confirm a new environment run. The paths to files, package versions, random seeds, output generated, and the matching of results from the notebook and slide values need to be checked. I should be able to walk through each piece of code and be able to identify what the scoring options are vs. what things the model had learned. When I don't know the answer to a choice, I will recognize that I don't know and explain what I would do to find out the answer instead of pretending to know.</w:t>
-      </w:r>
     </w:p>
     <w:sectPr>
       <w:pgSz w:w="12240" w:h="15840"/>
@@ -1133,7 +1660,6 @@
   <w:style w:type="character" w:default="1" w:styleId="DefaultParagraphFont">
     <w:name w:val="Default Paragraph Font"/>
     <w:uiPriority w:val="1"/>
-    <w:semiHidden/>
     <w:unhideWhenUsed/>
   </w:style>
   <w:style w:type="table" w:default="1" w:styleId="TableNormal">
